--- a/MapEditor.docx
+++ b/MapEditor.docx
@@ -43,14 +43,11 @@
         <w:spacing w:line="240" w:lineRule="auto"/>
       </w:pPr>
       <w:r>
-        <w:rPr>
-          <w:noProof/>
-        </w:rPr>
         <w:drawing>
-          <wp:inline distT="0" distB="0" distL="0" distR="0" wp14:anchorId="33CA9E6B" wp14:editId="6C329817">
-            <wp:extent cx="6858000" cy="3411220"/>
+          <wp:inline distT="0" distB="0" distL="0" distR="0" wp14:anchorId="536479AE" wp14:editId="71043BD2">
+            <wp:extent cx="6858000" cy="3616325"/>
             <wp:effectExtent l="0" t="0" r="0" b="0"/>
-            <wp:docPr id="1582956860" name="Picture 1"/>
+            <wp:docPr id="230567747" name="Picture 1"/>
             <wp:cNvGraphicFramePr>
               <a:graphicFrameLocks xmlns:a="http://schemas.openxmlformats.org/drawingml/2006/main" noChangeAspect="1"/>
             </wp:cNvGraphicFramePr>
@@ -58,7 +55,7 @@
               <a:graphicData uri="http://schemas.openxmlformats.org/drawingml/2006/picture">
                 <pic:pic xmlns:pic="http://schemas.openxmlformats.org/drawingml/2006/picture">
                   <pic:nvPicPr>
-                    <pic:cNvPr id="1582956860" name=""/>
+                    <pic:cNvPr id="230567747" name=""/>
                     <pic:cNvPicPr/>
                   </pic:nvPicPr>
                   <pic:blipFill>
@@ -70,7 +67,7 @@
                   <pic:spPr>
                     <a:xfrm>
                       <a:off x="0" y="0"/>
-                      <a:ext cx="6858000" cy="3411220"/>
+                      <a:ext cx="6858000" cy="3616325"/>
                     </a:xfrm>
                     <a:prstGeom prst="rect">
                       <a:avLst/>
@@ -88,7 +85,7 @@
         <w:pStyle w:val="Heading2"/>
       </w:pPr>
       <w:r>
-        <w:t>Center Map</w:t>
+        <w:t>Region List</w:t>
       </w:r>
     </w:p>
     <w:p>
@@ -120,7 +117,36 @@
         <w:spacing w:line="240" w:lineRule="auto"/>
       </w:pPr>
       <w:r>
-        <w:t>DreamGrid has many free OARs contributed by users and ones I have purchased with redistribution rights.</w:t>
+        <w:t>DreamGrid has many free OARs contributed by user</w:t>
+      </w:r>
+      <w:r>
+        <w:t xml:space="preserve">s, many more I have mode, </w:t>
+      </w:r>
+      <w:r>
+        <w:t xml:space="preserve">and </w:t>
+      </w:r>
+      <w:r>
+        <w:t xml:space="preserve">DLC </w:t>
+      </w:r>
+      <w:r>
+        <w:t xml:space="preserve">I have purchased with </w:t>
+      </w:r>
+      <w:r>
+        <w:t xml:space="preserve">exclusive </w:t>
+      </w:r>
+      <w:r>
+        <w:t>redistribution rights.</w:t>
+      </w:r>
+      <w:r>
+        <w:t xml:space="preserve">  I have invested tens of thousands of dollars in OARS and countless hours </w:t>
+      </w:r>
+      <w:proofErr w:type="gramStart"/>
+      <w:r>
+        <w:t>of time</w:t>
+      </w:r>
+      <w:proofErr w:type="gramEnd"/>
+      <w:r>
+        <w:t xml:space="preserve"> my personal time, not counting the endless hours others have spent making them.</w:t>
       </w:r>
     </w:p>
     <w:p>
@@ -128,7 +154,56 @@
         <w:spacing w:line="240" w:lineRule="auto"/>
       </w:pPr>
       <w:r>
-        <w:t>You can drag and drop any OAR onto the map in any blank spot.  This will start DreamGrid, which will make everything it needs to boot the region.  After it boots, the OAR will be loaded.  The final step is issued to backup the region to the database.</w:t>
+        <w:t xml:space="preserve">You can drag and drop any OAR </w:t>
+      </w:r>
+      <w:r>
+        <w:t xml:space="preserve">from the right </w:t>
+      </w:r>
+      <w:r>
+        <w:t xml:space="preserve">onto the map in any blank spot. </w:t>
+      </w:r>
+      <w:r>
+        <w:t xml:space="preserve">Or click Load and browse to one on your file system.  This </w:t>
+      </w:r>
+      <w:r>
+        <w:t xml:space="preserve">will </w:t>
+      </w:r>
+      <w:r>
+        <w:t xml:space="preserve">create </w:t>
+      </w:r>
+      <w:r>
+        <w:t xml:space="preserve">everything it needs to </w:t>
+      </w:r>
+      <w:proofErr w:type="gramStart"/>
+      <w:r>
+        <w:t>boot</w:t>
+      </w:r>
+      <w:proofErr w:type="gramEnd"/>
+      <w:r>
+        <w:t xml:space="preserve"> the region.  After it boots, the OAR will be loaded. </w:t>
+      </w:r>
+      <w:r>
+        <w:t xml:space="preserve">I then </w:t>
+      </w:r>
+      <w:proofErr w:type="gramStart"/>
+      <w:r>
+        <w:t>issue</w:t>
+      </w:r>
+      <w:proofErr w:type="gramEnd"/>
+      <w:r>
+        <w:t xml:space="preserve"> a command </w:t>
+      </w:r>
+      <w:r>
+        <w:t>to back</w:t>
+      </w:r>
+      <w:r>
+        <w:t xml:space="preserve"> </w:t>
+      </w:r>
+      <w:r>
+        <w:t>up the region to the database.</w:t>
+      </w:r>
+      <w:r>
+        <w:t xml:space="preserve"> If you have maps enabled, you need to restart the region to see them.</w:t>
       </w:r>
     </w:p>
     <w:p>
@@ -136,13 +211,7 @@
         <w:spacing w:line="240" w:lineRule="auto"/>
       </w:pPr>
       <w:r>
-        <w:t>T</w:t>
-      </w:r>
-      <w:r>
-        <w:t>o see anything other than the white default tile</w:t>
-      </w:r>
-      <w:r>
-        <w:t>, you must select a map type in Setup-&gt;Settings-&gt;Map in the main GUI and then restart the region.</w:t>
+        <w:t>To see anything other than the default tile, you must select a map type in Setup-&gt;Settings-&gt;Map in the main GUI and then restart the region.</w:t>
       </w:r>
     </w:p>
     <w:p>
@@ -150,52 +219,106 @@
         <w:spacing w:line="240" w:lineRule="auto"/>
       </w:pPr>
       <w:r>
-        <w:t>You can also drag the region onto the lower left cell of any region to load the OAR into the region.  DreamGrid will check the size of the region and make sure it will fit inside the region.</w:t>
+        <w:t xml:space="preserve">You can also drag the region onto </w:t>
+      </w:r>
+      <w:proofErr w:type="gramStart"/>
+      <w:r>
+        <w:t>the any</w:t>
+      </w:r>
+      <w:proofErr w:type="gramEnd"/>
+      <w:r>
+        <w:t xml:space="preserve"> region to load the OAR into the region.  DreamGrid will check the size of the region and make sure it will fit inside the region.</w:t>
+      </w:r>
+    </w:p>
+    <w:p>
+      <w:pPr>
+        <w:pStyle w:val="Heading3"/>
+      </w:pPr>
+      <w:r>
+        <w:t>Local Oars</w:t>
+      </w:r>
+    </w:p>
+    <w:p>
+      <w:r>
+        <w:t>You can select the Load OAR or Save OAR button to make a backup of any selected region, or load an OAR from local file system</w:t>
       </w:r>
     </w:p>
     <w:p/>
     <w:p>
-      <w:pPr>
-        <w:pStyle w:val="Heading3"/>
-      </w:pPr>
-      <w:r>
-        <w:t>Local Oars</w:t>
+      <w:r>
+        <w:br w:type="page"/>
+      </w:r>
+      <w:r>
+        <w:lastRenderedPageBreak/>
+        <w:tab/>
       </w:r>
     </w:p>
     <w:p>
-      <w:r>
-        <w:t>You can select the Load OAR or Save OAR button to make a backup of any selected region, or load an OAR from local file system</w:t>
-      </w:r>
-    </w:p>
-    <w:p/>
-    <w:p>
-      <w:r>
-        <w:br w:type="page"/>
-      </w:r>
-      <w:r>
-        <w:lastRenderedPageBreak/>
-        <w:tab/>
+      <w:pPr>
+        <w:pStyle w:val="Heading2"/>
+      </w:pPr>
+      <w:r>
+        <w:t>Controls</w:t>
       </w:r>
     </w:p>
     <w:p>
       <w:pPr>
-        <w:pStyle w:val="Heading2"/>
-      </w:pPr>
-      <w:r>
-        <w:t>Controls</w:t>
+        <w:spacing w:line="240" w:lineRule="auto"/>
+      </w:pPr>
+      <w:r>
+        <w:t xml:space="preserve">Console: Will open the DOS control panel for the region. If in service </w:t>
+      </w:r>
+      <w:proofErr w:type="gramStart"/>
+      <w:r>
+        <w:t>mode</w:t>
+      </w:r>
+      <w:proofErr w:type="gramEnd"/>
+      <w:r>
+        <w:t xml:space="preserve"> this will be a more </w:t>
+      </w:r>
+      <w:proofErr w:type="spellStart"/>
+      <w:r>
+        <w:t>linited</w:t>
+      </w:r>
+      <w:proofErr w:type="spellEnd"/>
+      <w:r>
+        <w:t xml:space="preserve"> console that communicates to the region which is running as a service.</w:t>
       </w:r>
     </w:p>
     <w:p>
       <w:pPr>
         <w:spacing w:line="240" w:lineRule="auto"/>
       </w:pPr>
+      <w:r>
+        <w:t>Edit: Select a region by clicking its name or clicking the cell and then edit it.</w:t>
+      </w:r>
     </w:p>
     <w:p>
       <w:pPr>
         <w:spacing w:line="240" w:lineRule="auto"/>
       </w:pPr>
       <w:r>
-        <w:t>Edit: Select a region by clicking its name or clicking the cell and then edit it.</w:t>
+        <w:t>Start: Wil</w:t>
+      </w:r>
+      <w:r>
+        <w:t>l</w:t>
+      </w:r>
+      <w:r>
+        <w:t xml:space="preserve"> </w:t>
+      </w:r>
+      <w:proofErr w:type="gramStart"/>
+      <w:r>
+        <w:t>boot</w:t>
+      </w:r>
+      <w:proofErr w:type="gramEnd"/>
+      <w:r>
+        <w:t xml:space="preserve"> the select</w:t>
+      </w:r>
+      <w:r>
+        <w:t>ed</w:t>
+      </w:r>
+      <w:r>
+        <w:t xml:space="preserve"> region.</w:t>
       </w:r>
     </w:p>
     <w:p>
@@ -203,7 +326,7 @@
         <w:spacing w:line="240" w:lineRule="auto"/>
       </w:pPr>
       <w:r>
-        <w:t>Start: Wil boot the select region.</w:t>
+        <w:t>Restart: will safely shut down the region and restart it.</w:t>
       </w:r>
     </w:p>
     <w:p>
@@ -219,7 +342,19 @@
         <w:spacing w:line="240" w:lineRule="auto"/>
       </w:pPr>
       <w:r>
-        <w:t>Console: Will open the DOS control panel for the region. If in service mode this will be a more linited console that communicates to the region which is running as a service.</w:t>
+        <w:t>Zoom</w:t>
+      </w:r>
+      <w:r>
+        <w:t>:</w:t>
+      </w:r>
+      <w:r>
+        <w:t xml:space="preserve"> will open the full</w:t>
+      </w:r>
+      <w:r>
+        <w:t>-</w:t>
+      </w:r>
+      <w:r>
+        <w:t>sized map.</w:t>
       </w:r>
     </w:p>
     <w:p>
@@ -227,15 +362,23 @@
         <w:spacing w:line="240" w:lineRule="auto"/>
       </w:pPr>
       <w:r>
-        <w:t>Zoom will open the full sized map.</w:t>
+        <w:t xml:space="preserve">Add: will enable when you click </w:t>
+      </w:r>
+      <w:proofErr w:type="gramStart"/>
+      <w:r>
+        <w:t>a</w:t>
+      </w:r>
+      <w:proofErr w:type="gramEnd"/>
+      <w:r>
+        <w:t xml:space="preserve"> empty cell on the map.  It will create a region with a Pimple island. You can rename the region, or just accept enter, as there are thousands of names in DreamGrid. </w:t>
       </w:r>
     </w:p>
     <w:p>
       <w:pPr>
-        <w:pStyle w:val="Heading2"/>
-      </w:pPr>
-      <w:r>
-        <w:t>Map</w:t>
+        <w:spacing w:line="240" w:lineRule="auto"/>
+      </w:pPr>
+      <w:r>
+        <w:t>Names are saved in a file in Outworldzfiles\RegionNames.txt. You may replace this with your own desired names.</w:t>
       </w:r>
     </w:p>
     <w:p>
@@ -245,10 +388,10 @@
     </w:p>
     <w:p>
       <w:pPr>
-        <w:spacing w:line="240" w:lineRule="auto"/>
-      </w:pPr>
-      <w:r>
-        <w:t>You can drag and drop and region to move it</w:t>
+        <w:pStyle w:val="Heading2"/>
+      </w:pPr>
+      <w:r>
+        <w:t>Map</w:t>
       </w:r>
     </w:p>
     <w:p>
@@ -256,13 +399,19 @@
         <w:spacing w:line="240" w:lineRule="auto"/>
       </w:pPr>
       <w:r>
-        <w:t>If a Region is Locked in the region editor, it will not move.</w:t>
+        <w:t>You can drag and drop and region to move it</w:t>
+      </w:r>
+      <w:r>
+        <w:t xml:space="preserve"> and its map tiles.</w:t>
       </w:r>
     </w:p>
     <w:p>
       <w:pPr>
         <w:spacing w:line="240" w:lineRule="auto"/>
       </w:pPr>
+      <w:r>
+        <w:t>If a Region is Locked in the region editor, it will not move.</w:t>
+      </w:r>
     </w:p>
     <w:bookmarkEnd w:id="1"/>
     <w:p>
